--- a/docs/prerequisites/cen207-prerequisites-notes.tr.docx
+++ b/docs/prerequisites/cen207-prerequisites-notes.tr.docx
@@ -449,7 +449,13 @@
               <w:t xml:space="preserve"> </w:t>
             </w:r>
             <w:r>
-              <w:t xml:space="preserve">şablonu çatallamak (fork), derlemek, testlerini ve dokümantasyonunu üretmek</w:t>
+              <w:t xml:space="preserve">şablondan özel depo oluşturmak (</w:t>
+            </w:r>
+            <w:r>
+              <w:t xml:space="preserve">“Use this template”</w:t>
+            </w:r>
+            <w:r>
+              <w:t xml:space="preserve">, fork değil), derlemek, testlerini ve dokümantasyonunu üretmek</w:t>
             </w:r>
           </w:p>
         </w:tc>
